--- a/docs/BKI062304AK-2509後適用-沙巴歡樂遊~淘夢島.泛舟.神山.日落遊艇6日-亞航(無購物)-亞航.docx
+++ b/docs/BKI062304AK-2509後適用-沙巴歡樂遊~淘夢島.泛舟.神山.日落遊艇6日-亞航(無購物)-亞航.docx
@@ -3219,7 +3219,7 @@
                 <w:color w:val="000000"/>
                 <w:szCs w:val="24"/>
               </w:rPr>
-              <w:t>海鮮燒烤自助餐</w:t>
+              <w:t>燒烤自助餐</w:t>
             </w:r>
           </w:p>
         </w:tc>
